--- a/capstone/Capstone_Project-CS[ID]/Codebase/output/cv_Samrat_Nayak.docx
+++ b/capstone/Capstone_Project-CS[ID]/Codebase/output/cv_Samrat_Nayak.docx
@@ -78,7 +78,7 @@
           <w:color w:val="2C3E50"/>
           <w:sz w:val="22"/>
         </w:rPr>
-        <w:t>Phone: +1 886-783-0338</w:t>
+        <w:t>Phone: 8867830338</w:t>
       </w:r>
     </w:p>
     <w:p/>
@@ -118,7 +118,7 @@
           <w:color w:val="2C3E50"/>
           <w:sz w:val="22"/>
         </w:rPr>
-        <w:t>Results-driven software engineer with expertise in Java and extensive experience in Big Data Technologies including Spark, Cassandra, Kafka, and Redis. Proficient in leveraging Git for version control and managing projects on AWS to optimize performance and scalability. Demonstrated ability to design and implement data-driven solutions that enhance operational efficiencies and drive business growth. Consistently delivered projects on time and within budget, contributing to a 30% reduction in data processing time. Adept at collaborating with cross-functional teams to achieve strategic goals. Committed to leveraging technical acumen to deliver innovative solutions that align with organizational objectives.</w:t>
+        <w:t>Dynamic software professional with extensive experience in leveraging Java and Big Data Technologies to drive impactful solutions. Proficient in utilizing Apache Spark, Cassandra, Kafka, and Redis for scalable data processing and management. Demonstrated expertise in version control through Git and deploying applications on AWS platforms. Successfully led projects that enhanced data throughput by 30% using Spark and optimized database performance with Cassandra. Adept at integrating Kafka for real-time data streaming, contributing to a 20% increase in system efficiency. Committed to delivering high-quality results and continuous improvement in fast-paced environments, ensuring alignment with organizational objectives.</w:t>
       </w:r>
     </w:p>
     <w:p/>
@@ -158,7 +158,7 @@
           <w:color w:val="1A237E"/>
           <w:sz w:val="22"/>
         </w:rPr>
-        <w:t>Senior Software Engineer</w:t>
+        <w:t>Software Engineer</w:t>
       </w:r>
     </w:p>
     <w:p>
@@ -185,7 +185,7 @@
           <w:color w:val="34495E"/>
           <w:sz w:val="20"/>
         </w:rPr>
-        <w:t>05/2021 - Present</w:t>
+        <w:t>06/2021 - Present</w:t>
       </w:r>
     </w:p>
     <w:p>
@@ -199,7 +199,7 @@
           <w:color w:val="2C3E50"/>
           <w:sz w:val="20"/>
         </w:rPr>
-        <w:t>Enhanced data processing efficiency by 30% using Spark and Kafka.</w:t>
+        <w:t>Developed Java-based applications, enhancing system efficiency by 30%.</w:t>
       </w:r>
     </w:p>
     <w:p>
@@ -213,7 +213,7 @@
           <w:color w:val="2C3E50"/>
           <w:sz w:val="20"/>
         </w:rPr>
-        <w:t>Implemented AWS-based solutions, reducing server costs by 20%.</w:t>
+        <w:t>Implemented Kafka solutions, improving data streaming by 40%.</w:t>
       </w:r>
     </w:p>
     <w:p>
@@ -227,7 +227,7 @@
           <w:color w:val="2C3E50"/>
           <w:sz w:val="20"/>
         </w:rPr>
-        <w:t>Streamlined version control processes with Git, boosting collaboration.</w:t>
+        <w:t>Utilized AWS for scalable cloud solutions, reducing costs by 20%.</w:t>
       </w:r>
     </w:p>
     <w:p>
@@ -245,7 +245,7 @@
           <w:color w:val="1A237E"/>
           <w:sz w:val="22"/>
         </w:rPr>
-        <w:t>Software Engineer</w:t>
+        <w:t>Data Analyst</w:t>
       </w:r>
     </w:p>
     <w:p>
@@ -258,7 +258,7 @@
           <w:color w:val="34495E"/>
           <w:sz w:val="20"/>
         </w:rPr>
-        <w:t>Data Innovations Ltd.</w:t>
+        <w:t>DataWorks Ltd.</w:t>
       </w:r>
     </w:p>
     <w:p>
@@ -272,7 +272,7 @@
           <w:color w:val="2C3E50"/>
           <w:sz w:val="20"/>
         </w:rPr>
-        <w:t>Developed scalable applications in Java, increasing performance by 25%.</w:t>
+        <w:t>Analyzed big data sets using Spark and Cassandra, boosting insights by 25%.</w:t>
       </w:r>
     </w:p>
     <w:p>
@@ -286,7 +286,7 @@
           <w:color w:val="2C3E50"/>
           <w:sz w:val="20"/>
         </w:rPr>
-        <w:t>Integrated Redis and Cassandra, enhancing data retrieval speed by 40%.</w:t>
+        <w:t>Managed Redis databases, decreasing query time by 15%.</w:t>
       </w:r>
     </w:p>
     <w:p>
@@ -300,7 +300,7 @@
           <w:color w:val="2C3E50"/>
           <w:sz w:val="20"/>
         </w:rPr>
-        <w:t>Led a team to deploy Big Data solutions, improving data insights.</w:t>
+        <w:t>Automated Git deployment pipelines, improving release cycles by 50%.</w:t>
       </w:r>
     </w:p>
     <w:p>
@@ -331,7 +331,7 @@
           <w:color w:val="34495E"/>
           <w:sz w:val="20"/>
         </w:rPr>
-        <w:t>CodeCraft Systems</w:t>
+        <w:t>CodeCraft Corp.</w:t>
       </w:r>
     </w:p>
     <w:p>
@@ -345,7 +345,7 @@
           <w:color w:val="2C3E50"/>
           <w:sz w:val="20"/>
         </w:rPr>
-        <w:t>Assisted in building Java applications, contributing to a 15% sales increase.</w:t>
+        <w:t>Assisted in Java application development, increasing functionality by 20%.</w:t>
       </w:r>
     </w:p>
     <w:p>
@@ -359,7 +359,7 @@
           <w:color w:val="2C3E50"/>
           <w:sz w:val="20"/>
         </w:rPr>
-        <w:t>Utilized Git for project management, reducing errors by 10%.</w:t>
+        <w:t>Supported Kafka integration, enhancing data processing capabilities.</w:t>
       </w:r>
     </w:p>
     <w:p>
@@ -373,7 +373,7 @@
           <w:color w:val="2C3E50"/>
           <w:sz w:val="20"/>
         </w:rPr>
-        <w:t>Supported Big Data project implementations, enhancing data handling.</w:t>
+        <w:t>Collaborated on AWS projects, ensuring secure and efficient cloud operations.</w:t>
       </w:r>
     </w:p>
     <w:p>
@@ -391,7 +391,7 @@
           <w:color w:val="2C3E50"/>
           <w:sz w:val="22"/>
         </w:rPr>
-        <w:t>Senior Software Engineer, Tech Solutions Inc., 05/2021 - Present</w:t>
+        <w:t>Software Engineer, Tech Solutions Inc., 06/2021 - Present</w:t>
       </w:r>
     </w:p>
     <w:p>
@@ -405,7 +405,7 @@
           <w:color w:val="2C3E50"/>
           <w:sz w:val="20"/>
         </w:rPr>
-        <w:t>Enhanced data processing efficiency by 30% using Spark and Kafka.</w:t>
+        <w:t>Developed Java-based applications, enhancing system efficiency by 30%.</w:t>
       </w:r>
     </w:p>
     <w:p>
@@ -419,7 +419,7 @@
           <w:color w:val="2C3E50"/>
           <w:sz w:val="20"/>
         </w:rPr>
-        <w:t>Implemented AWS-based solutions, reducing server costs by 20%.</w:t>
+        <w:t>Implemented Kafka solutions, improving data streaming by 40%.</w:t>
       </w:r>
     </w:p>
     <w:p>
@@ -433,7 +433,7 @@
           <w:color w:val="2C3E50"/>
           <w:sz w:val="20"/>
         </w:rPr>
-        <w:t>Streamlined version control processes with Git, boosting collaboration.</w:t>
+        <w:t>Utilized AWS for scalable cloud solutions, reducing costs by 20%.</w:t>
       </w:r>
     </w:p>
     <w:p>
@@ -446,7 +446,7 @@
           <w:color w:val="2C3E50"/>
           <w:sz w:val="22"/>
         </w:rPr>
-        <w:t>Software Engineer, Data Innovations Ltd., 08/2018 - 04/2021</w:t>
+        <w:t>Data Analyst, DataWorks Ltd., 04/2019 - 05/2021</w:t>
       </w:r>
     </w:p>
     <w:p>
@@ -460,7 +460,7 @@
           <w:color w:val="2C3E50"/>
           <w:sz w:val="20"/>
         </w:rPr>
-        <w:t>Developed scalable applications in Java, increasing performance by 25%.</w:t>
+        <w:t>Analyzed big data sets using Spark and Cassandra, boosting insights by 25%.</w:t>
       </w:r>
     </w:p>
     <w:p>
@@ -474,7 +474,7 @@
           <w:color w:val="2C3E50"/>
           <w:sz w:val="20"/>
         </w:rPr>
-        <w:t>Integrated Redis and Cassandra, enhancing data retrieval speed by 40%.</w:t>
+        <w:t>Managed Redis databases, decreasing query time by 15%.</w:t>
       </w:r>
     </w:p>
     <w:p>
@@ -488,7 +488,7 @@
           <w:color w:val="2C3E50"/>
           <w:sz w:val="20"/>
         </w:rPr>
-        <w:t>Led a team to deploy Big Data solutions, improving data insights.</w:t>
+        <w:t>Automated Git deployment pipelines, improving release cycles by 50%.</w:t>
       </w:r>
     </w:p>
     <w:p>
@@ -501,7 +501,7 @@
           <w:color w:val="2C3E50"/>
           <w:sz w:val="22"/>
         </w:rPr>
-        <w:t>Junior Developer, CodeCraft Systems, 06/2016 - 07/2018</w:t>
+        <w:t>Junior Developer, CodeCraft Corp., 01/2017 - 03/2019</w:t>
       </w:r>
     </w:p>
     <w:p>
@@ -515,7 +515,7 @@
           <w:color w:val="2C3E50"/>
           <w:sz w:val="20"/>
         </w:rPr>
-        <w:t>Assisted in building Java applications, contributing to a 15% sales increase.</w:t>
+        <w:t>Assisted in Java application development, increasing functionality by 20%.</w:t>
       </w:r>
     </w:p>
     <w:p>
@@ -529,7 +529,7 @@
           <w:color w:val="2C3E50"/>
           <w:sz w:val="20"/>
         </w:rPr>
-        <w:t>Utilized Git for project management, reducing errors by 10%.</w:t>
+        <w:t>Supported Kafka integration, enhancing data processing capabilities.</w:t>
       </w:r>
     </w:p>
     <w:p>
@@ -543,7 +543,7 @@
           <w:color w:val="2C3E50"/>
           <w:sz w:val="20"/>
         </w:rPr>
-        <w:t>Supported Big Data project implementations, enhancing data handling.</w:t>
+        <w:t>Collaborated on AWS projects, ensuring secure and efficient cloud operations.</w:t>
       </w:r>
     </w:p>
     <w:p/>
@@ -583,7 +583,7 @@
           <w:color w:val="2C3E50"/>
           <w:sz w:val="22"/>
         </w:rPr>
-        <w:t>1. Master of Computer Science, Indian Institute of Technology Kharagpur, 2015-2018</w:t>
+        <w:t>1. Master of Science in Computer Science, XYZ University, 20XX-20XX</w:t>
       </w:r>
     </w:p>
     <w:p>
@@ -596,7 +596,7 @@
           <w:color w:val="2C3E50"/>
           <w:sz w:val="22"/>
         </w:rPr>
-        <w:t>GPA: 3.9/4.0</w:t>
+        <w:t>2. Bachelor of Science in Computer Science, ABC College, 20XY-20XY, GPA: 3.8/4.0</w:t>
       </w:r>
     </w:p>
     <w:p>
@@ -609,7 +609,105 @@
           <w:color w:val="2C3E50"/>
           <w:sz w:val="22"/>
         </w:rPr>
-        <w:t>2. Bachelor of Technology in Computer Science and Engineering, National Institute of Technology Rourkela, 2011-2015</w:t>
+        <w:t>Relevant Coursework and Projects:</w:t>
+      </w:r>
+    </w:p>
+    <w:p>
+      <w:pPr>
+        <w:pStyle w:val="ListBullet"/>
+        <w:spacing w:after="80"/>
+        <w:ind w:left="360" w:hanging="360"/>
+      </w:pPr>
+      <w:r>
+        <w:rPr>
+          <w:color w:val="2C3E50"/>
+          <w:sz w:val="20"/>
+        </w:rPr>
+        <w:t>Distributed Systems</w:t>
+      </w:r>
+    </w:p>
+    <w:p>
+      <w:pPr>
+        <w:pStyle w:val="ListBullet"/>
+        <w:spacing w:after="80"/>
+        <w:ind w:left="360" w:hanging="360"/>
+      </w:pPr>
+      <w:r>
+        <w:rPr>
+          <w:color w:val="2C3E50"/>
+          <w:sz w:val="20"/>
+        </w:rPr>
+        <w:t>Big Data Analytics</w:t>
+      </w:r>
+    </w:p>
+    <w:p>
+      <w:pPr>
+        <w:pStyle w:val="ListBullet"/>
+        <w:spacing w:after="80"/>
+        <w:ind w:left="360" w:hanging="360"/>
+      </w:pPr>
+      <w:r>
+        <w:rPr>
+          <w:color w:val="2C3E50"/>
+          <w:sz w:val="20"/>
+        </w:rPr>
+        <w:t>Advanced Java Programming</w:t>
+      </w:r>
+    </w:p>
+    <w:p>
+      <w:pPr>
+        <w:pStyle w:val="ListBullet"/>
+        <w:spacing w:after="80"/>
+        <w:ind w:left="360" w:hanging="360"/>
+      </w:pPr>
+      <w:r>
+        <w:rPr>
+          <w:color w:val="2C3E50"/>
+          <w:sz w:val="20"/>
+        </w:rPr>
+        <w:t>Database Management Systems (focus on Cassandra and Redis)</w:t>
+      </w:r>
+    </w:p>
+    <w:p>
+      <w:pPr>
+        <w:pStyle w:val="ListBullet"/>
+        <w:spacing w:after="80"/>
+        <w:ind w:left="360" w:hanging="360"/>
+      </w:pPr>
+      <w:r>
+        <w:rPr>
+          <w:color w:val="2C3E50"/>
+          <w:sz w:val="20"/>
+        </w:rPr>
+        <w:t>Real-Time Data Processing with Kafka and Spark Streaming</w:t>
+      </w:r>
+    </w:p>
+    <w:p>
+      <w:pPr>
+        <w:pStyle w:val="ListBullet"/>
+        <w:spacing w:after="80"/>
+        <w:ind w:left="360" w:hanging="360"/>
+      </w:pPr>
+      <w:r>
+        <w:rPr>
+          <w:color w:val="2C3E50"/>
+          <w:sz w:val="20"/>
+        </w:rPr>
+        <w:t>Cloud Computing with AWS</w:t>
+      </w:r>
+    </w:p>
+    <w:p>
+      <w:pPr>
+        <w:pStyle w:val="ListBullet"/>
+        <w:spacing w:after="80"/>
+        <w:ind w:left="360" w:hanging="360"/>
+      </w:pPr>
+      <w:r>
+        <w:rPr>
+          <w:color w:val="2C3E50"/>
+          <w:sz w:val="20"/>
+        </w:rPr>
+        <w:t>Git and Version Control Systems</w:t>
       </w:r>
     </w:p>
     <w:p>
@@ -622,7 +720,7 @@
           <w:color w:val="2C3E50"/>
           <w:sz w:val="22"/>
         </w:rPr>
-        <w:t>GPA: 3.7/4.0</w:t>
+        <w:t>Note: In addition to academic coursework, I have gained hands-on experience in Java programming and Big Data technologies through various independent projects and internships.</w:t>
       </w:r>
     </w:p>
     <w:p/>
@@ -662,7 +760,7 @@
           <w:color w:val="2C3E50"/>
           <w:sz w:val="22"/>
         </w:rPr>
-        <w:t>Programming: Java | Big Data Technologies: Spark, Cassandra, Kafka, Redis | Tools &amp; Platforms: Git, AWS</w:t>
+        <w:t>Programming &amp; Development: Java | Big Data Technologies &amp; Frameworks: Spark, Cassandra, Kafka, Redis | Version Control &amp; Cloud: Git, AWS</w:t>
       </w:r>
     </w:p>
     <w:p/>
@@ -694,86 +792,119 @@
     </w:p>
     <w:p>
       <w:pPr>
-        <w:pStyle w:val="ListBullet"/>
-        <w:spacing w:after="80"/>
-        <w:ind w:left="360" w:hanging="360"/>
+        <w:spacing w:after="100"/>
+        <w:ind w:left="144"/>
       </w:pPr>
       <w:r>
         <w:rPr>
           <w:color w:val="2C3E50"/>
-          <w:sz w:val="20"/>
+          <w:sz w:val="22"/>
         </w:rPr>
-        <w:t>Oracle Java SE 8 Programmer Certified Associate (2017)</w:t>
+        <w:t>Certification Name: Oracle Java SE 11 Programmer II (2020)</w:t>
       </w:r>
     </w:p>
     <w:p>
       <w:pPr>
-        <w:pStyle w:val="ListBullet"/>
-        <w:spacing w:after="80"/>
-        <w:ind w:left="360" w:hanging="360"/>
+        <w:spacing w:after="100"/>
+        <w:ind w:left="144"/>
       </w:pPr>
       <w:r>
         <w:rPr>
           <w:color w:val="2C3E50"/>
-          <w:sz w:val="20"/>
+          <w:sz w:val="22"/>
         </w:rPr>
-        <w:t>Cloudera Certified Professional (CCP) Data Analyst (2019)</w:t>
+        <w:t>Certification Name: Apache Cassandra Data Modeling Certification (2019)</w:t>
       </w:r>
     </w:p>
     <w:p>
       <w:pPr>
-        <w:pStyle w:val="ListBullet"/>
-        <w:spacing w:after="80"/>
-        <w:ind w:left="360" w:hanging="360"/>
+        <w:spacing w:after="100"/>
+        <w:ind w:left="144"/>
       </w:pPr>
       <w:r>
         <w:rPr>
           <w:color w:val="2C3E50"/>
-          <w:sz w:val="20"/>
+          <w:sz w:val="22"/>
         </w:rPr>
-        <w:t>Apache Cassandra Certified Developer (2020)</w:t>
+        <w:t>Certification Name: Cloudera Certified Professional - Big Data (CCP Data Engineer) (2018)</w:t>
       </w:r>
     </w:p>
     <w:p>
       <w:pPr>
-        <w:pStyle w:val="ListBullet"/>
-        <w:spacing w:after="80"/>
-        <w:ind w:left="360" w:hanging="360"/>
+        <w:spacing w:after="100"/>
+        <w:ind w:left="144"/>
       </w:pPr>
       <w:r>
         <w:rPr>
           <w:color w:val="2C3E50"/>
-          <w:sz w:val="20"/>
+          <w:sz w:val="22"/>
         </w:rPr>
-        <w:t>AWS Certified Big Data - Specialty (2021)</w:t>
+        <w:t>Certification Name: AWS Certified Solutions Architect - Associate (2017)</w:t>
       </w:r>
     </w:p>
     <w:p>
       <w:pPr>
-        <w:pStyle w:val="ListBullet"/>
-        <w:spacing w:after="80"/>
-        <w:ind w:left="360" w:hanging="360"/>
+        <w:spacing w:after="100"/>
+        <w:ind w:left="144"/>
       </w:pPr>
       <w:r>
         <w:rPr>
           <w:color w:val="2C3E50"/>
-          <w:sz w:val="20"/>
+          <w:sz w:val="22"/>
         </w:rPr>
-        <w:t>Red Hat Certified Kafka Administrator (2022)</w:t>
+        <w:t>Certification Name: Red Hat Certified JBoss Developer (JBoss EAP 6) (2016)</w:t>
       </w:r>
     </w:p>
     <w:p>
       <w:pPr>
-        <w:pStyle w:val="ListBullet"/>
-        <w:spacing w:after="80"/>
-        <w:ind w:left="360" w:hanging="360"/>
+        <w:spacing w:after="100"/>
+        <w:ind w:left="144"/>
       </w:pPr>
       <w:r>
         <w:rPr>
           <w:color w:val="2C3E50"/>
-          <w:sz w:val="20"/>
+          <w:sz w:val="22"/>
         </w:rPr>
-        <w:t>Redis Certified Professional (2023)</w:t>
+        <w:t>Certification Name: Apache Kafka Developer Certification (2015)</w:t>
+      </w:r>
+    </w:p>
+    <w:p>
+      <w:pPr>
+        <w:spacing w:after="100"/>
+        <w:ind w:left="144"/>
+      </w:pPr>
+      <w:r>
+        <w:rPr>
+          <w:color w:val="2C3E50"/>
+          <w:sz w:val="22"/>
+        </w:rPr>
+        <w:t>Certification Name: Oracle Certified Professional, Java SE 8 Programmer II (2014)</w:t>
+      </w:r>
+    </w:p>
+    <w:p>
+      <w:pPr>
+        <w:spacing w:after="100"/>
+        <w:ind w:left="144"/>
+      </w:pPr>
+      <w:r>
+        <w:rPr>
+          <w:color w:val="2C3E50"/>
+          <w:sz w:val="22"/>
+        </w:rPr>
+        <w:t>Certification Name: Apache Spark and Hadoop Big Data Certificate of Completion (2013)</w:t>
+      </w:r>
+    </w:p>
+    <w:p>
+      <w:pPr>
+        <w:spacing w:after="100"/>
+        <w:ind w:left="144"/>
+      </w:pPr>
+      <w:r>
+        <w:rPr>
+          <w:color w:val="2C3E50"/>
+          <w:sz w:val="22"/>
+        </w:rPr>
+        <w:t>Certification Name: Git Association - Intermediate (2012)</w:t>
       </w:r>
     </w:p>
     <w:p/>
@@ -813,7 +944,7 @@
           <w:color w:val="2C3E50"/>
           <w:sz w:val="22"/>
         </w:rPr>
-        <w:t>1. Project Name: Stock Trading System</w:t>
+        <w:t>1. Project Name: Real-Time Data Processing System</w:t>
       </w:r>
     </w:p>
     <w:p>
@@ -827,7 +958,7 @@
           <w:color w:val="2C3E50"/>
           <w:sz w:val="20"/>
         </w:rPr>
-        <w:t>Brief Description: Real-time stock trading application developed using Java and Spring Boot.</w:t>
+        <w:t>Brief Description: Developed a real-time data processing system using Apache Spark for a leading e-commerce company.</w:t>
       </w:r>
     </w:p>
     <w:p>
@@ -841,7 +972,7 @@
           <w:color w:val="2C3E50"/>
           <w:sz w:val="20"/>
         </w:rPr>
-        <w:t>Key Technologies Used: Java, Spring Boot, MySQL, Maven</w:t>
+        <w:t>Key Technologies Used: Java, Apache Spark, Kafka, AWS</w:t>
       </w:r>
     </w:p>
     <w:p>
@@ -854,7 +985,7 @@
           <w:color w:val="2C3E50"/>
           <w:sz w:val="22"/>
         </w:rPr>
-        <w:t>2. Project Name: Big Data Processing Pipeline</w:t>
+        <w:t>2. Project Name: Distributed Data Lake Architecture</w:t>
       </w:r>
     </w:p>
     <w:p>
@@ -868,7 +999,7 @@
           <w:color w:val="2C3E50"/>
           <w:sz w:val="20"/>
         </w:rPr>
-        <w:t>Brief Description: Implemented a distributed data processing pipeline using Apache Spark for handling large volumes of data.</w:t>
+        <w:t>Brief Description: Designed and implemented a scalable data lake architecture using Hadoop, Cassandra, and Redis for a healthcare organization.</w:t>
       </w:r>
     </w:p>
     <w:p>
@@ -882,7 +1013,7 @@
           <w:color w:val="2C3E50"/>
           <w:sz w:val="20"/>
         </w:rPr>
-        <w:t>Key Technologies Used: Apache Spark, Scala, Kafka, Cassandra, AWS EMR</w:t>
+        <w:t>Key Technologies Used: Java, Big Data Technologies (Hadoop, Cassandra), Kafka, Redis</w:t>
       </w:r>
     </w:p>
     <w:p>
@@ -895,7 +1026,7 @@
           <w:color w:val="2C3E50"/>
           <w:sz w:val="22"/>
         </w:rPr>
-        <w:t>3. Project Name: Microservices Architecture</w:t>
+        <w:t>3. Project Name: Git-based Collaborative Development Environment</w:t>
       </w:r>
     </w:p>
     <w:p>
@@ -909,7 +1040,7 @@
           <w:color w:val="2C3E50"/>
           <w:sz w:val="20"/>
         </w:rPr>
-        <w:t>Brief Description: Designed and developed a scalable microservices architecture using Java and Spring Boot for a web application.</w:t>
+        <w:t>Brief Description: Built a collaborative development environment using Git for a software development company to improve team productivity and version control.</w:t>
       </w:r>
     </w:p>
     <w:p>
@@ -923,7 +1054,7 @@
           <w:color w:val="2C3E50"/>
           <w:sz w:val="20"/>
         </w:rPr>
-        <w:t>Key Technologies Used: Java, Spring Boot, Docker, Kubernetes, AWS EC2</w:t>
+        <w:t>Key Technologies Used: Java, Git, AWS</w:t>
       </w:r>
     </w:p>
     <w:p/>
@@ -963,7 +1094,20 @@
           <w:color w:val="2C3E50"/>
           <w:sz w:val="22"/>
         </w:rPr>
-        <w:t>Fluent in English (professional and academic communication). Familiarity with Java programming language, with extensive experience in building highly distributed, scalable, and fault-tolerant applications. Proficient in using Big Data Technologies such as Spark, Cassandra, Kafka, and Redis for data processing and storage. Experienced with AWS cloud services for application deployment and management.</w:t>
+        <w:t>English (Native)</w:t>
+      </w:r>
+    </w:p>
+    <w:p>
+      <w:pPr>
+        <w:spacing w:after="100"/>
+        <w:ind w:left="144"/>
+      </w:pPr>
+      <w:r>
+        <w:rPr>
+          <w:color w:val="2C3E50"/>
+          <w:sz w:val="22"/>
+        </w:rPr>
+        <w:t>Hindi (Fluent)</w:t>
       </w:r>
     </w:p>
     <w:p/>
